--- a/ApisQuanLyThiTracNghiem/modules/Template/TemplateBESTANSWER.docx
+++ b/ApisQuanLyThiTracNghiem/modules/Template/TemplateBESTANSWER.docx
@@ -1,6 +1,6 @@
 
 <file path=word/document.xml><?xml version="1.0" encoding="utf-8"?>
-<w:document xmlns:wpc="http://schemas.microsoft.com/office/word/2010/wordprocessingCanvas" xmlns:cx="http://schemas.microsoft.com/office/drawing/2014/chartex" xmlns:cx1="http://schemas.microsoft.com/office/drawing/2015/9/8/chartex" xmlns:cx2="http://schemas.microsoft.com/office/drawing/2015/10/21/chartex" xmlns:cx3="http://schemas.microsoft.com/office/drawing/2016/5/9/chartex" xmlns:cx4="http://schemas.microsoft.com/office/drawing/2016/5/10/chartex" xmlns:cx5="http://schemas.microsoft.com/office/drawing/2016/5/11/chartex" xmlns:cx6="http://schemas.microsoft.com/office/drawing/2016/5/12/chartex" xmlns:cx7="http://schemas.microsoft.com/office/drawing/2016/5/13/chartex" xmlns:cx8="http://schemas.microsoft.com/office/drawing/2016/5/14/chartex" xmlns:mc="http://schemas.openxmlformats.org/markup-compatibility/2006" xmlns:aink="http://schemas.microsoft.com/office/drawing/2016/ink" xmlns:am3d="http://schemas.microsoft.com/office/drawing/2017/model3d" xmlns:o="urn:schemas-microsoft-com:office:office" xmlns:oel="http://schemas.microsoft.com/office/2019/extlst" xmlns:r="http://schemas.openxmlformats.org/officeDocument/2006/relationships" xmlns:m="http://schemas.openxmlformats.org/officeDocument/2006/math" xmlns:v="urn:schemas-microsoft-com:vml" xmlns:wp14="http://schemas.microsoft.com/office/word/2010/wordprocessingDrawing" xmlns:wp="http://schemas.openxmlformats.org/drawingml/2006/wordprocessingDrawing" xmlns:w10="urn:schemas-microsoft-com:office:word" xmlns:w="http://schemas.openxmlformats.org/wordprocessingml/2006/main" xmlns:w14="http://schemas.microsoft.com/office/word/2010/wordml" xmlns:w15="http://schemas.microsoft.com/office/word/2012/wordml" xmlns:w16cex="http://schemas.microsoft.com/office/word/2018/wordml/cex" xmlns:w16cid="http://schemas.microsoft.com/office/word/2016/wordml/cid" xmlns:w16="http://schemas.microsoft.com/office/word/2018/wordml" xmlns:w16sdtdh="http://schemas.microsoft.com/office/word/2020/wordml/sdtdatahash" xmlns:w16se="http://schemas.microsoft.com/office/word/2015/wordml/symex" xmlns:wpg="http://schemas.microsoft.com/office/word/2010/wordprocessingGroup" xmlns:wpi="http://schemas.microsoft.com/office/word/2010/wordprocessingInk" xmlns:wne="http://schemas.microsoft.com/office/word/2006/wordml" xmlns:wps="http://schemas.microsoft.com/office/word/2010/wordprocessingShape" mc:Ignorable="w14 w15 w16se w16cid w16 w16cex w16sdtdh wp14">
+<w:document xmlns:wpc="http://schemas.microsoft.com/office/word/2010/wordprocessingCanvas" xmlns:cx="http://schemas.microsoft.com/office/drawing/2014/chartex" xmlns:cx1="http://schemas.microsoft.com/office/drawing/2015/9/8/chartex" xmlns:cx2="http://schemas.microsoft.com/office/drawing/2015/10/21/chartex" xmlns:cx3="http://schemas.microsoft.com/office/drawing/2016/5/9/chartex" xmlns:cx4="http://schemas.microsoft.com/office/drawing/2016/5/10/chartex" xmlns:cx5="http://schemas.microsoft.com/office/drawing/2016/5/11/chartex" xmlns:cx6="http://schemas.microsoft.com/office/drawing/2016/5/12/chartex" xmlns:cx7="http://schemas.microsoft.com/office/drawing/2016/5/13/chartex" xmlns:cx8="http://schemas.microsoft.com/office/drawing/2016/5/14/chartex" xmlns:mc="http://schemas.openxmlformats.org/markup-compatibility/2006" xmlns:aink="http://schemas.microsoft.com/office/drawing/2016/ink" xmlns:am3d="http://schemas.microsoft.com/office/drawing/2017/model3d" xmlns:o="urn:schemas-microsoft-com:office:office" xmlns:oel="http://schemas.microsoft.com/office/2019/extlst" xmlns:r="http://schemas.openxmlformats.org/officeDocument/2006/relationships" xmlns:m="http://schemas.openxmlformats.org/officeDocument/2006/math" xmlns:v="urn:schemas-microsoft-com:vml" xmlns:wp14="http://schemas.microsoft.com/office/word/2010/wordprocessingDrawing" xmlns:wp="http://schemas.openxmlformats.org/drawingml/2006/wordprocessingDrawing" xmlns:w10="urn:schemas-microsoft-com:office:word" xmlns:w="http://schemas.openxmlformats.org/wordprocessingml/2006/main" xmlns:w14="http://schemas.microsoft.com/office/word/2010/wordml" xmlns:w15="http://schemas.microsoft.com/office/word/2012/wordml" xmlns:w16cex="http://schemas.microsoft.com/office/word/2018/wordml/cex" xmlns:w16cid="http://schemas.microsoft.com/office/word/2016/wordml/cid" xmlns:w16="http://schemas.microsoft.com/office/word/2018/wordml" xmlns:w16du="http://schemas.microsoft.com/office/word/2023/wordml/word16du" xmlns:w16sdtdh="http://schemas.microsoft.com/office/word/2020/wordml/sdtdatahash" xmlns:w16sdtfl="http://schemas.microsoft.com/office/word/2024/wordml/sdtformatlock" xmlns:w16se="http://schemas.microsoft.com/office/word/2015/wordml/symex" xmlns:wpg="http://schemas.microsoft.com/office/word/2010/wordprocessingGroup" xmlns:wpi="http://schemas.microsoft.com/office/word/2010/wordprocessingInk" xmlns:wne="http://schemas.microsoft.com/office/word/2006/wordml" xmlns:wps="http://schemas.microsoft.com/office/word/2010/wordprocessingShape" mc:Ignorable="w14 w15 w16se w16cid w16 w16cex w16sdtdh w16sdtfl w16du wp14">
   <w:body>
     <w:tbl>
       <w:tblPr>
@@ -106,6 +106,7 @@
             <w:pPr>
               <w:rPr>
                 <w:color w:val="C00000"/>
+                <w:lang w:val="nl-BE"/>
               </w:rPr>
             </w:pPr>
             <w:r>
@@ -113,25 +114,48 @@
                 <w:color w:val="C00000"/>
                 <w:sz w:val="20"/>
                 <w:szCs w:val="20"/>
-              </w:rPr>
-              <w:t>Mức độ (</w:t>
-            </w:r>
-            <w:r>
-              <w:rPr>
-                <w:color w:val="C00000"/>
-                <w:sz w:val="20"/>
-                <w:szCs w:val="20"/>
-              </w:rPr>
-              <w:t>RATKHO,</w:t>
-            </w:r>
-            <w:r>
-              <w:rPr>
-                <w:color w:val="C00000"/>
-                <w:sz w:val="20"/>
-                <w:szCs w:val="20"/>
-              </w:rPr>
-              <w:t>KHO/</w:t>
-            </w:r>
+                <w:lang w:val="nl-BE"/>
+              </w:rPr>
+              <w:t xml:space="preserve">Mức độ (RATKHO,KHO/ DE/ TB) </w:t>
+            </w:r>
+          </w:p>
+        </w:tc>
+        <w:tc>
+          <w:tcPr>
+            <w:tcW w:w="683" w:type="dxa"/>
+          </w:tcPr>
+          <w:p>
+            <w:pPr>
+              <w:rPr>
+                <w:color w:val="C00000"/>
+                <w:sz w:val="20"/>
+                <w:szCs w:val="20"/>
+              </w:rPr>
+            </w:pPr>
+            <w:r>
+              <w:rPr>
+                <w:color w:val="C00000"/>
+                <w:sz w:val="20"/>
+                <w:szCs w:val="20"/>
+              </w:rPr>
+              <w:t>Điểm cộng</w:t>
+            </w:r>
+          </w:p>
+          <w:p>
+            <w:pPr>
+              <w:rPr>
+                <w:color w:val="C00000"/>
+              </w:rPr>
+            </w:pPr>
+            <w:r>
+              <w:rPr>
+                <w:color w:val="C00000"/>
+                <w:sz w:val="20"/>
+                <w:szCs w:val="20"/>
+              </w:rPr>
+              <w:t>(1,2,3</w:t>
+            </w:r>
+            <w:proofErr w:type="gramStart"/>
             <w:r>
               <w:rPr>
                 <w:color w:val="C00000"/>
@@ -146,8 +170,55 @@
                 <w:sz w:val="20"/>
                 <w:szCs w:val="20"/>
               </w:rPr>
-              <w:t>DE/</w:t>
-            </w:r>
+              <w:t>..</w:t>
+            </w:r>
+            <w:proofErr w:type="gramEnd"/>
+            <w:r>
+              <w:rPr>
+                <w:color w:val="C00000"/>
+                <w:sz w:val="20"/>
+                <w:szCs w:val="20"/>
+              </w:rPr>
+              <w:t>)</w:t>
+            </w:r>
+          </w:p>
+        </w:tc>
+        <w:tc>
+          <w:tcPr>
+            <w:tcW w:w="683" w:type="dxa"/>
+          </w:tcPr>
+          <w:p>
+            <w:pPr>
+              <w:rPr>
+                <w:color w:val="C00000"/>
+                <w:sz w:val="20"/>
+                <w:szCs w:val="20"/>
+              </w:rPr>
+            </w:pPr>
+            <w:r>
+              <w:rPr>
+                <w:color w:val="C00000"/>
+                <w:sz w:val="20"/>
+                <w:szCs w:val="20"/>
+              </w:rPr>
+              <w:t>Điểm trừ</w:t>
+            </w:r>
+          </w:p>
+          <w:p>
+            <w:pPr>
+              <w:rPr>
+                <w:color w:val="C00000"/>
+              </w:rPr>
+            </w:pPr>
+            <w:r>
+              <w:rPr>
+                <w:color w:val="C00000"/>
+                <w:sz w:val="20"/>
+                <w:szCs w:val="20"/>
+              </w:rPr>
+              <w:t>(1,2,3</w:t>
+            </w:r>
+            <w:proofErr w:type="gramStart"/>
             <w:r>
               <w:rPr>
                 <w:color w:val="C00000"/>
@@ -162,113 +233,16 @@
                 <w:sz w:val="20"/>
                 <w:szCs w:val="20"/>
               </w:rPr>
-              <w:t xml:space="preserve">TB) </w:t>
-            </w:r>
-          </w:p>
-        </w:tc>
-        <w:tc>
-          <w:tcPr>
-            <w:tcW w:w="683" w:type="dxa"/>
-          </w:tcPr>
-          <w:p>
-            <w:pPr>
-              <w:rPr>
-                <w:color w:val="C00000"/>
-                <w:sz w:val="20"/>
-                <w:szCs w:val="20"/>
-              </w:rPr>
-            </w:pPr>
-            <w:r>
-              <w:rPr>
-                <w:color w:val="C00000"/>
-                <w:sz w:val="20"/>
-                <w:szCs w:val="20"/>
-              </w:rPr>
-              <w:t>Điểm cộng</w:t>
-            </w:r>
-          </w:p>
-          <w:p>
-            <w:pPr>
-              <w:rPr>
-                <w:color w:val="C00000"/>
-              </w:rPr>
-            </w:pPr>
-            <w:r>
-              <w:rPr>
-                <w:color w:val="C00000"/>
-                <w:sz w:val="20"/>
-                <w:szCs w:val="20"/>
-              </w:rPr>
-              <w:t>(1,2,3</w:t>
-            </w:r>
-            <w:r>
-              <w:rPr>
-                <w:color w:val="C00000"/>
-                <w:sz w:val="20"/>
-                <w:szCs w:val="20"/>
-              </w:rPr>
-              <w:t xml:space="preserve"> </w:t>
-            </w:r>
-            <w:r>
-              <w:rPr>
-                <w:color w:val="C00000"/>
-                <w:sz w:val="20"/>
-                <w:szCs w:val="20"/>
-              </w:rPr>
-              <w:t>..)</w:t>
-            </w:r>
-          </w:p>
-        </w:tc>
-        <w:tc>
-          <w:tcPr>
-            <w:tcW w:w="683" w:type="dxa"/>
-          </w:tcPr>
-          <w:p>
-            <w:pPr>
-              <w:rPr>
-                <w:color w:val="C00000"/>
-                <w:sz w:val="20"/>
-                <w:szCs w:val="20"/>
-              </w:rPr>
-            </w:pPr>
-            <w:r>
-              <w:rPr>
-                <w:color w:val="C00000"/>
-                <w:sz w:val="20"/>
-                <w:szCs w:val="20"/>
-              </w:rPr>
-              <w:t>Điểm trừ</w:t>
-            </w:r>
-          </w:p>
-          <w:p>
-            <w:pPr>
-              <w:rPr>
-                <w:color w:val="C00000"/>
-              </w:rPr>
-            </w:pPr>
-            <w:r>
-              <w:rPr>
-                <w:color w:val="C00000"/>
-                <w:sz w:val="20"/>
-                <w:szCs w:val="20"/>
-              </w:rPr>
-              <w:t>(1,2,3</w:t>
-            </w:r>
-            <w:r>
-              <w:rPr>
-                <w:color w:val="C00000"/>
-                <w:sz w:val="20"/>
-                <w:szCs w:val="20"/>
-              </w:rPr>
-              <w:t xml:space="preserve"> </w:t>
-            </w:r>
-            <w:r>
-              <w:rPr>
-                <w:color w:val="C00000"/>
-                <w:sz w:val="20"/>
-                <w:szCs w:val="20"/>
-              </w:rPr>
-              <w:t>..)</w:t>
+              <w:t>..</w:t>
+            </w:r>
+            <w:proofErr w:type="gramEnd"/>
+            <w:r>
+              <w:rPr>
+                <w:color w:val="C00000"/>
+                <w:sz w:val="20"/>
+                <w:szCs w:val="20"/>
+              </w:rPr>
+              <w:t>)</w:t>
             </w:r>
           </w:p>
         </w:tc>
@@ -719,8 +693,18 @@
             <w:pPr>
               <w:rPr>
                 <w:color w:val="C00000"/>
+                <w:lang w:val="nl-BE"/>
               </w:rPr>
             </w:pPr>
+            <w:r>
+              <w:rPr>
+                <w:color w:val="C00000"/>
+                <w:sz w:val="20"/>
+                <w:szCs w:val="20"/>
+                <w:lang w:val="nl-BE"/>
+              </w:rPr>
+              <w:t xml:space="preserve">Mức độ (RATKHO,KHO/ DE/ TB) </w:t>
+            </w:r>
           </w:p>
         </w:tc>
         <w:tc>
@@ -731,8 +715,59 @@
             <w:pPr>
               <w:rPr>
                 <w:color w:val="C00000"/>
+                <w:sz w:val="20"/>
+                <w:szCs w:val="20"/>
               </w:rPr>
             </w:pPr>
+            <w:r>
+              <w:rPr>
+                <w:color w:val="C00000"/>
+                <w:sz w:val="20"/>
+                <w:szCs w:val="20"/>
+              </w:rPr>
+              <w:t>Điểm cộng</w:t>
+            </w:r>
+          </w:p>
+          <w:p>
+            <w:pPr>
+              <w:rPr>
+                <w:color w:val="C00000"/>
+              </w:rPr>
+            </w:pPr>
+            <w:r>
+              <w:rPr>
+                <w:color w:val="C00000"/>
+                <w:sz w:val="20"/>
+                <w:szCs w:val="20"/>
+              </w:rPr>
+              <w:t>(1,2,3</w:t>
+            </w:r>
+            <w:proofErr w:type="gramStart"/>
+            <w:r>
+              <w:rPr>
+                <w:color w:val="C00000"/>
+                <w:sz w:val="20"/>
+                <w:szCs w:val="20"/>
+              </w:rPr>
+              <w:t xml:space="preserve"> </w:t>
+            </w:r>
+            <w:r>
+              <w:rPr>
+                <w:color w:val="C00000"/>
+                <w:sz w:val="20"/>
+                <w:szCs w:val="20"/>
+              </w:rPr>
+              <w:t>..</w:t>
+            </w:r>
+            <w:proofErr w:type="gramEnd"/>
+            <w:r>
+              <w:rPr>
+                <w:color w:val="C00000"/>
+                <w:sz w:val="20"/>
+                <w:szCs w:val="20"/>
+              </w:rPr>
+              <w:t>)</w:t>
+            </w:r>
           </w:p>
         </w:tc>
         <w:tc>
@@ -743,8 +778,59 @@
             <w:pPr>
               <w:rPr>
                 <w:color w:val="C00000"/>
+                <w:sz w:val="20"/>
+                <w:szCs w:val="20"/>
               </w:rPr>
             </w:pPr>
+            <w:r>
+              <w:rPr>
+                <w:color w:val="C00000"/>
+                <w:sz w:val="20"/>
+                <w:szCs w:val="20"/>
+              </w:rPr>
+              <w:t>Điểm trừ</w:t>
+            </w:r>
+          </w:p>
+          <w:p>
+            <w:pPr>
+              <w:rPr>
+                <w:color w:val="C00000"/>
+              </w:rPr>
+            </w:pPr>
+            <w:r>
+              <w:rPr>
+                <w:color w:val="C00000"/>
+                <w:sz w:val="20"/>
+                <w:szCs w:val="20"/>
+              </w:rPr>
+              <w:t>(1,2,3</w:t>
+            </w:r>
+            <w:proofErr w:type="gramStart"/>
+            <w:r>
+              <w:rPr>
+                <w:color w:val="C00000"/>
+                <w:sz w:val="20"/>
+                <w:szCs w:val="20"/>
+              </w:rPr>
+              <w:t xml:space="preserve"> </w:t>
+            </w:r>
+            <w:r>
+              <w:rPr>
+                <w:color w:val="C00000"/>
+                <w:sz w:val="20"/>
+                <w:szCs w:val="20"/>
+              </w:rPr>
+              <w:t>..</w:t>
+            </w:r>
+            <w:proofErr w:type="gramEnd"/>
+            <w:r>
+              <w:rPr>
+                <w:color w:val="C00000"/>
+                <w:sz w:val="20"/>
+                <w:szCs w:val="20"/>
+              </w:rPr>
+              <w:t>)</w:t>
+            </w:r>
           </w:p>
         </w:tc>
         <w:tc>
@@ -755,8 +841,58 @@
             <w:pPr>
               <w:rPr>
                 <w:color w:val="C00000"/>
+                <w:sz w:val="20"/>
+                <w:szCs w:val="20"/>
               </w:rPr>
             </w:pPr>
+            <w:r>
+              <w:rPr>
+                <w:color w:val="C00000"/>
+                <w:sz w:val="20"/>
+                <w:szCs w:val="20"/>
+              </w:rPr>
+              <w:t>Đảo đ/a</w:t>
+            </w:r>
+          </w:p>
+          <w:p>
+            <w:pPr>
+              <w:rPr>
+                <w:color w:val="C00000"/>
+                <w:sz w:val="20"/>
+                <w:szCs w:val="20"/>
+              </w:rPr>
+            </w:pPr>
+            <w:r>
+              <w:rPr>
+                <w:color w:val="C00000"/>
+                <w:sz w:val="20"/>
+                <w:szCs w:val="20"/>
+              </w:rPr>
+              <w:t xml:space="preserve">(1: đảo, </w:t>
+            </w:r>
+          </w:p>
+          <w:p>
+            <w:pPr>
+              <w:rPr>
+                <w:color w:val="C00000"/>
+              </w:rPr>
+            </w:pPr>
+            <w:r>
+              <w:rPr>
+                <w:color w:val="C00000"/>
+                <w:sz w:val="20"/>
+                <w:szCs w:val="20"/>
+              </w:rPr>
+              <w:t>0: không đảo</w:t>
+            </w:r>
+            <w:r>
+              <w:rPr>
+                <w:color w:val="C00000"/>
+                <w:sz w:val="20"/>
+                <w:szCs w:val="20"/>
+              </w:rPr>
+              <w:t>)</w:t>
+            </w:r>
           </w:p>
         </w:tc>
         <w:tc>
@@ -769,6 +905,12 @@
                 <w:color w:val="C00000"/>
               </w:rPr>
             </w:pPr>
+            <w:r>
+              <w:rPr>
+                <w:color w:val="C00000"/>
+              </w:rPr>
+              <w:t>Điểm đáp án</w:t>
+            </w:r>
           </w:p>
         </w:tc>
       </w:tr>
@@ -857,7 +999,15 @@
           </w:tcPr>
           <w:p>
             <w:r>
-              <w:t>Không nhìn thấy dưới  kính hiển vi quang học.</w:t>
+              <w:t xml:space="preserve">Không nhìn thấy </w:t>
+            </w:r>
+            <w:proofErr w:type="gramStart"/>
+            <w:r>
+              <w:t>dưới  kính</w:t>
+            </w:r>
+            <w:proofErr w:type="gramEnd"/>
+            <w:r>
+              <w:t xml:space="preserve"> hiển vi quang học.</w:t>
             </w:r>
           </w:p>
         </w:tc>
@@ -957,6 +1107,7 @@
           </w:tcPr>
           <w:p>
             <w:r>
+              <w:lastRenderedPageBreak/>
               <w:t>4</w:t>
             </w:r>
           </w:p>
@@ -1072,13 +1223,24 @@
       </w:tr>
     </w:tbl>
     <w:p>
+      <w:proofErr w:type="gramStart"/>
       <w:r>
         <w:t xml:space="preserve">File </w:t>
       </w:r>
       <w:r>
-        <w:t xml:space="preserve"> mẫu chọn phương án đúng nhất</w:t>
+        <w:t xml:space="preserve"> mẫu</w:t>
+      </w:r>
+      <w:proofErr w:type="gramEnd"/>
+      <w:r>
+        <w:t xml:space="preserve"> chọn phương án đúng nhất</w:t>
       </w:r>
     </w:p>
+    <w:p>
+      <w:r>
+        <w:t>Ký tự * là đáp án đúng, ký tự # là fix vị trí đáp án</w:t>
+      </w:r>
+    </w:p>
+    <w:p/>
     <w:sectPr>
       <w:pgSz w:w="9792" w:h="7200" w:orient="landscape" w:code="108"/>
       <w:pgMar w:top="288" w:right="288" w:bottom="288" w:left="288" w:header="720" w:footer="720" w:gutter="0"/>
@@ -1090,7 +1252,7 @@
 </file>
 
 <file path=word/numbering.xml><?xml version="1.0" encoding="utf-8"?>
-<w:numbering xmlns:wpc="http://schemas.microsoft.com/office/word/2010/wordprocessingCanvas" xmlns:cx="http://schemas.microsoft.com/office/drawing/2014/chartex" xmlns:cx1="http://schemas.microsoft.com/office/drawing/2015/9/8/chartex" xmlns:cx2="http://schemas.microsoft.com/office/drawing/2015/10/21/chartex" xmlns:cx3="http://schemas.microsoft.com/office/drawing/2016/5/9/chartex" xmlns:cx4="http://schemas.microsoft.com/office/drawing/2016/5/10/chartex" xmlns:cx5="http://schemas.microsoft.com/office/drawing/2016/5/11/chartex" xmlns:cx6="http://schemas.microsoft.com/office/drawing/2016/5/12/chartex" xmlns:cx7="http://schemas.microsoft.com/office/drawing/2016/5/13/chartex" xmlns:cx8="http://schemas.microsoft.com/office/drawing/2016/5/14/chartex" xmlns:mc="http://schemas.openxmlformats.org/markup-compatibility/2006" xmlns:aink="http://schemas.microsoft.com/office/drawing/2016/ink" xmlns:am3d="http://schemas.microsoft.com/office/drawing/2017/model3d" xmlns:o="urn:schemas-microsoft-com:office:office" xmlns:oel="http://schemas.microsoft.com/office/2019/extlst" xmlns:r="http://schemas.openxmlformats.org/officeDocument/2006/relationships" xmlns:m="http://schemas.openxmlformats.org/officeDocument/2006/math" xmlns:v="urn:schemas-microsoft-com:vml" xmlns:wp14="http://schemas.microsoft.com/office/word/2010/wordprocessingDrawing" xmlns:wp="http://schemas.openxmlformats.org/drawingml/2006/wordprocessingDrawing" xmlns:w10="urn:schemas-microsoft-com:office:word" xmlns:w="http://schemas.openxmlformats.org/wordprocessingml/2006/main" xmlns:w14="http://schemas.microsoft.com/office/word/2010/wordml" xmlns:w15="http://schemas.microsoft.com/office/word/2012/wordml" xmlns:w16cex="http://schemas.microsoft.com/office/word/2018/wordml/cex" xmlns:w16cid="http://schemas.microsoft.com/office/word/2016/wordml/cid" xmlns:w16="http://schemas.microsoft.com/office/word/2018/wordml" xmlns:w16sdtdh="http://schemas.microsoft.com/office/word/2020/wordml/sdtdatahash" xmlns:w16se="http://schemas.microsoft.com/office/word/2015/wordml/symex" xmlns:wpg="http://schemas.microsoft.com/office/word/2010/wordprocessingGroup" xmlns:wpi="http://schemas.microsoft.com/office/word/2010/wordprocessingInk" xmlns:wne="http://schemas.microsoft.com/office/word/2006/wordml" xmlns:wps="http://schemas.microsoft.com/office/word/2010/wordprocessingShape" mc:Ignorable="w14 w15 w16se w16cid w16 w16cex w16sdtdh wp14">
+<w:numbering xmlns:wpc="http://schemas.microsoft.com/office/word/2010/wordprocessingCanvas" xmlns:cx="http://schemas.microsoft.com/office/drawing/2014/chartex" xmlns:cx1="http://schemas.microsoft.com/office/drawing/2015/9/8/chartex" xmlns:cx2="http://schemas.microsoft.com/office/drawing/2015/10/21/chartex" xmlns:cx3="http://schemas.microsoft.com/office/drawing/2016/5/9/chartex" xmlns:cx4="http://schemas.microsoft.com/office/drawing/2016/5/10/chartex" xmlns:cx5="http://schemas.microsoft.com/office/drawing/2016/5/11/chartex" xmlns:cx6="http://schemas.microsoft.com/office/drawing/2016/5/12/chartex" xmlns:cx7="http://schemas.microsoft.com/office/drawing/2016/5/13/chartex" xmlns:cx8="http://schemas.microsoft.com/office/drawing/2016/5/14/chartex" xmlns:mc="http://schemas.openxmlformats.org/markup-compatibility/2006" xmlns:aink="http://schemas.microsoft.com/office/drawing/2016/ink" xmlns:am3d="http://schemas.microsoft.com/office/drawing/2017/model3d" xmlns:o="urn:schemas-microsoft-com:office:office" xmlns:oel="http://schemas.microsoft.com/office/2019/extlst" xmlns:r="http://schemas.openxmlformats.org/officeDocument/2006/relationships" xmlns:m="http://schemas.openxmlformats.org/officeDocument/2006/math" xmlns:v="urn:schemas-microsoft-com:vml" xmlns:wp14="http://schemas.microsoft.com/office/word/2010/wordprocessingDrawing" xmlns:wp="http://schemas.openxmlformats.org/drawingml/2006/wordprocessingDrawing" xmlns:w10="urn:schemas-microsoft-com:office:word" xmlns:w="http://schemas.openxmlformats.org/wordprocessingml/2006/main" xmlns:w14="http://schemas.microsoft.com/office/word/2010/wordml" xmlns:w15="http://schemas.microsoft.com/office/word/2012/wordml" xmlns:w16cex="http://schemas.microsoft.com/office/word/2018/wordml/cex" xmlns:w16cid="http://schemas.microsoft.com/office/word/2016/wordml/cid" xmlns:w16="http://schemas.microsoft.com/office/word/2018/wordml" xmlns:w16du="http://schemas.microsoft.com/office/word/2023/wordml/word16du" xmlns:w16sdtdh="http://schemas.microsoft.com/office/word/2020/wordml/sdtdatahash" xmlns:w16sdtfl="http://schemas.microsoft.com/office/word/2024/wordml/sdtformatlock" xmlns:w16se="http://schemas.microsoft.com/office/word/2015/wordml/symex" xmlns:wpg="http://schemas.microsoft.com/office/word/2010/wordprocessingGroup" xmlns:wpi="http://schemas.microsoft.com/office/word/2010/wordprocessingInk" xmlns:wne="http://schemas.microsoft.com/office/word/2006/wordml" xmlns:wps="http://schemas.microsoft.com/office/word/2010/wordprocessingShape" mc:Ignorable="w14 w15 w16se w16cid w16 w16cex w16sdtdh w16sdtfl w16du wp14">
   <w:abstractNum w:abstractNumId="0" w15:restartNumberingAfterBreak="0">
     <w:nsid w:val="04E613C3"/>
     <w:multiLevelType w:val="hybridMultilevel"/>
@@ -1605,7 +1767,7 @@
 </file>
 
 <file path=word/styles.xml><?xml version="1.0" encoding="utf-8"?>
-<w:styles xmlns:mc="http://schemas.openxmlformats.org/markup-compatibility/2006" xmlns:r="http://schemas.openxmlformats.org/officeDocument/2006/relationships" xmlns:w="http://schemas.openxmlformats.org/wordprocessingml/2006/main" xmlns:w14="http://schemas.microsoft.com/office/word/2010/wordml" xmlns:w15="http://schemas.microsoft.com/office/word/2012/wordml" xmlns:w16cex="http://schemas.microsoft.com/office/word/2018/wordml/cex" xmlns:w16cid="http://schemas.microsoft.com/office/word/2016/wordml/cid" xmlns:w16="http://schemas.microsoft.com/office/word/2018/wordml" xmlns:w16sdtdh="http://schemas.microsoft.com/office/word/2020/wordml/sdtdatahash" xmlns:w16se="http://schemas.microsoft.com/office/word/2015/wordml/symex" mc:Ignorable="w14 w15 w16se w16cid w16 w16cex w16sdtdh">
+<w:styles xmlns:mc="http://schemas.openxmlformats.org/markup-compatibility/2006" xmlns:r="http://schemas.openxmlformats.org/officeDocument/2006/relationships" xmlns:w="http://schemas.openxmlformats.org/wordprocessingml/2006/main" xmlns:w14="http://schemas.microsoft.com/office/word/2010/wordml" xmlns:w15="http://schemas.microsoft.com/office/word/2012/wordml" xmlns:w16cex="http://schemas.microsoft.com/office/word/2018/wordml/cex" xmlns:w16cid="http://schemas.microsoft.com/office/word/2016/wordml/cid" xmlns:w16="http://schemas.microsoft.com/office/word/2018/wordml" xmlns:w16du="http://schemas.microsoft.com/office/word/2023/wordml/word16du" xmlns:w16sdtdh="http://schemas.microsoft.com/office/word/2020/wordml/sdtdatahash" xmlns:w16sdtfl="http://schemas.microsoft.com/office/word/2024/wordml/sdtformatlock" xmlns:w16se="http://schemas.microsoft.com/office/word/2015/wordml/symex" mc:Ignorable="w14 w15 w16se w16cid w16 w16cex w16sdtdh w16sdtfl w16du">
   <w:docDefaults>
     <w:rPrDefault>
       <w:rPr>
